--- a/app/templates/tldn/JSC/005_Danh sách chủ sở hữu hưởng lợi.docx
+++ b/app/templates/tldn/JSC/005_Danh sách chủ sở hữu hưởng lợi.docx
@@ -11,15 +11,15 @@
         <w:jc w:val="center"/>
         <w:rPr>
           <w:b/>
-          <w:sz w:val="28"/>
-          <w:szCs w:val="28"/>
+          <w:sz w:val="24"/>
+          <w:szCs w:val="24"/>
         </w:rPr>
       </w:pPr>
       <w:r>
         <w:rPr>
           <w:b/>
-          <w:sz w:val="28"/>
-          <w:szCs w:val="28"/>
+          <w:sz w:val="24"/>
+          <w:szCs w:val="24"/>
         </w:rPr>
         <w:t>DANH SÁCH CHỦ SỞ HỮU HƯỞNG LỢI CỦA DOANH NGHIỆP</w:t>
       </w:r>
@@ -577,15 +577,15 @@
               <w:jc w:val="center"/>
               <w:rPr>
                 <w:b/>
-                <w:sz w:val="26"/>
-                <w:szCs w:val="26"/>
-              </w:rPr>
-            </w:pPr>
-            <w:r>
-              <w:rPr>
-                <w:b/>
-                <w:sz w:val="26"/>
-                <w:szCs w:val="26"/>
+                <w:sz w:val="24"/>
+                <w:szCs w:val="24"/>
+              </w:rPr>
+            </w:pPr>
+            <w:r>
+              <w:rPr>
+                <w:b/>
+                <w:sz w:val="24"/>
+                <w:szCs w:val="24"/>
               </w:rPr>
               <w:t>Tỷ lệ sở hữu vốn điều lệ</w:t>
             </w:r>
@@ -606,23 +606,23 @@
               <w:jc w:val="center"/>
               <w:rPr>
                 <w:b/>
-                <w:sz w:val="26"/>
-                <w:szCs w:val="26"/>
-              </w:rPr>
-            </w:pPr>
-            <w:r>
-              <w:rPr>
-                <w:b/>
-                <w:sz w:val="26"/>
-                <w:szCs w:val="26"/>
+                <w:sz w:val="24"/>
+                <w:szCs w:val="24"/>
+              </w:rPr>
+            </w:pPr>
+            <w:r>
+              <w:rPr>
+                <w:b/>
+                <w:sz w:val="24"/>
+                <w:szCs w:val="24"/>
               </w:rPr>
               <w:t>Tỷ lệ sở hữu cổ phần có quyền</w:t>
             </w:r>
             <w:r>
               <w:rPr>
                 <w:b/>
-                <w:sz w:val="26"/>
-                <w:szCs w:val="26"/>
+                <w:sz w:val="24"/>
+                <w:szCs w:val="24"/>
               </w:rPr>
               <w:br/>
               <w:t>biểu quyết</w:t>
@@ -643,8 +643,8 @@
               <w:jc w:val="center"/>
               <w:rPr>
                 <w:b/>
-                <w:sz w:val="26"/>
-                <w:szCs w:val="26"/>
+                <w:sz w:val="24"/>
+                <w:szCs w:val="24"/>
               </w:rPr>
             </w:pPr>
             <w:bookmarkStart w:id="0" w:name="_heading=h.6zap6g4kt3tq" w:colFirst="0" w:colLast="0"/>
@@ -652,8 +652,8 @@
             <w:r>
               <w:rPr>
                 <w:b/>
-                <w:sz w:val="26"/>
-                <w:szCs w:val="26"/>
+                <w:sz w:val="24"/>
+                <w:szCs w:val="24"/>
               </w:rPr>
               <w:t>Quyền chi phối</w:t>
             </w:r>
@@ -678,8 +678,8 @@
               <w:spacing w:line="276" w:lineRule="auto"/>
               <w:rPr>
                 <w:b/>
-                <w:sz w:val="26"/>
-                <w:szCs w:val="26"/>
+                <w:sz w:val="24"/>
+                <w:szCs w:val="24"/>
               </w:rPr>
             </w:pPr>
           </w:p>
@@ -703,11 +703,15 @@
               <w:jc w:val="center"/>
               <w:rPr>
                 <w:b/>
-              </w:rPr>
-            </w:pPr>
-            <w:r>
-              <w:rPr>
-                <w:b/>
+                <w:sz w:val="24"/>
+                <w:szCs w:val="24"/>
+              </w:rPr>
+            </w:pPr>
+            <w:r>
+              <w:rPr>
+                <w:b/>
+                <w:sz w:val="24"/>
+                <w:szCs w:val="24"/>
               </w:rPr>
               <w:t>1</w:t>
             </w:r>
@@ -727,11 +731,15 @@
               <w:jc w:val="center"/>
               <w:rPr>
                 <w:b/>
-              </w:rPr>
-            </w:pPr>
-            <w:r>
-              <w:rPr>
-                <w:b/>
+                <w:sz w:val="24"/>
+                <w:szCs w:val="24"/>
+              </w:rPr>
+            </w:pPr>
+            <w:r>
+              <w:rPr>
+                <w:b/>
+                <w:sz w:val="24"/>
+                <w:szCs w:val="24"/>
               </w:rPr>
               <w:t>2</w:t>
             </w:r>
@@ -751,11 +759,15 @@
               <w:jc w:val="center"/>
               <w:rPr>
                 <w:b/>
-              </w:rPr>
-            </w:pPr>
-            <w:r>
-              <w:rPr>
-                <w:b/>
+                <w:sz w:val="24"/>
+                <w:szCs w:val="24"/>
+              </w:rPr>
+            </w:pPr>
+            <w:r>
+              <w:rPr>
+                <w:b/>
+                <w:sz w:val="24"/>
+                <w:szCs w:val="24"/>
               </w:rPr>
               <w:t>3</w:t>
             </w:r>
@@ -775,11 +787,15 @@
               <w:jc w:val="center"/>
               <w:rPr>
                 <w:b/>
-              </w:rPr>
-            </w:pPr>
-            <w:r>
-              <w:rPr>
-                <w:b/>
+                <w:sz w:val="24"/>
+                <w:szCs w:val="24"/>
+              </w:rPr>
+            </w:pPr>
+            <w:r>
+              <w:rPr>
+                <w:b/>
+                <w:sz w:val="24"/>
+                <w:szCs w:val="24"/>
               </w:rPr>
               <w:t>4</w:t>
             </w:r>
@@ -799,11 +815,15 @@
               <w:jc w:val="center"/>
               <w:rPr>
                 <w:b/>
-              </w:rPr>
-            </w:pPr>
-            <w:r>
-              <w:rPr>
-                <w:b/>
+                <w:sz w:val="24"/>
+                <w:szCs w:val="24"/>
+              </w:rPr>
+            </w:pPr>
+            <w:r>
+              <w:rPr>
+                <w:b/>
+                <w:sz w:val="24"/>
+                <w:szCs w:val="24"/>
               </w:rPr>
               <w:t>5</w:t>
             </w:r>
@@ -823,11 +843,15 @@
               <w:jc w:val="center"/>
               <w:rPr>
                 <w:b/>
-              </w:rPr>
-            </w:pPr>
-            <w:r>
-              <w:rPr>
-                <w:b/>
+                <w:sz w:val="24"/>
+                <w:szCs w:val="24"/>
+              </w:rPr>
+            </w:pPr>
+            <w:r>
+              <w:rPr>
+                <w:b/>
+                <w:sz w:val="24"/>
+                <w:szCs w:val="24"/>
               </w:rPr>
               <w:t>6</w:t>
             </w:r>
@@ -847,11 +871,15 @@
               <w:jc w:val="center"/>
               <w:rPr>
                 <w:b/>
-              </w:rPr>
-            </w:pPr>
-            <w:r>
-              <w:rPr>
-                <w:b/>
+                <w:sz w:val="24"/>
+                <w:szCs w:val="24"/>
+              </w:rPr>
+            </w:pPr>
+            <w:r>
+              <w:rPr>
+                <w:b/>
+                <w:sz w:val="24"/>
+                <w:szCs w:val="24"/>
               </w:rPr>
               <w:t>7</w:t>
             </w:r>
@@ -871,11 +899,15 @@
               <w:jc w:val="center"/>
               <w:rPr>
                 <w:b/>
-              </w:rPr>
-            </w:pPr>
-            <w:r>
-              <w:rPr>
-                <w:b/>
+                <w:sz w:val="24"/>
+                <w:szCs w:val="24"/>
+              </w:rPr>
+            </w:pPr>
+            <w:r>
+              <w:rPr>
+                <w:b/>
+                <w:sz w:val="24"/>
+                <w:szCs w:val="24"/>
               </w:rPr>
               <w:t>8</w:t>
             </w:r>
@@ -895,11 +927,15 @@
               <w:jc w:val="center"/>
               <w:rPr>
                 <w:b/>
-              </w:rPr>
-            </w:pPr>
-            <w:r>
-              <w:rPr>
-                <w:b/>
+                <w:sz w:val="24"/>
+                <w:szCs w:val="24"/>
+              </w:rPr>
+            </w:pPr>
+            <w:r>
+              <w:rPr>
+                <w:b/>
+                <w:sz w:val="24"/>
+                <w:szCs w:val="24"/>
               </w:rPr>
               <w:t>9</w:t>
             </w:r>
@@ -919,11 +955,15 @@
               <w:jc w:val="center"/>
               <w:rPr>
                 <w:b/>
-              </w:rPr>
-            </w:pPr>
-            <w:r>
-              <w:rPr>
-                <w:b/>
+                <w:sz w:val="24"/>
+                <w:szCs w:val="24"/>
+              </w:rPr>
+            </w:pPr>
+            <w:r>
+              <w:rPr>
+                <w:b/>
+                <w:sz w:val="24"/>
+                <w:szCs w:val="24"/>
               </w:rPr>
               <w:t>10</w:t>
             </w:r>
@@ -943,11 +983,15 @@
               <w:jc w:val="center"/>
               <w:rPr>
                 <w:b/>
-              </w:rPr>
-            </w:pPr>
-            <w:r>
-              <w:rPr>
-                <w:b/>
+                <w:sz w:val="24"/>
+                <w:szCs w:val="24"/>
+              </w:rPr>
+            </w:pPr>
+            <w:r>
+              <w:rPr>
+                <w:b/>
+                <w:sz w:val="24"/>
+                <w:szCs w:val="24"/>
               </w:rPr>
               <w:t>11</w:t>
             </w:r>
@@ -967,11 +1011,15 @@
               <w:jc w:val="center"/>
               <w:rPr>
                 <w:b/>
-              </w:rPr>
-            </w:pPr>
-            <w:r>
-              <w:rPr>
-                <w:b/>
+                <w:sz w:val="24"/>
+                <w:szCs w:val="24"/>
+              </w:rPr>
+            </w:pPr>
+            <w:r>
+              <w:rPr>
+                <w:b/>
+                <w:sz w:val="24"/>
+                <w:szCs w:val="24"/>
               </w:rPr>
               <w:t>12</w:t>
             </w:r>
@@ -1392,14 +1440,7 @@
                 <w:sz w:val="24"/>
                 <w:szCs w:val="24"/>
               </w:rPr>
-              <w:t>percentage }}</w:t>
-            </w:r>
-            <w:r>
-              <w:rPr>
-                <w:sz w:val="24"/>
-                <w:szCs w:val="24"/>
-              </w:rPr>
-              <w:t>%</w:t>
+              <w:t>percentage }}%</w:t>
             </w:r>
             <w:proofErr w:type="gramEnd"/>
           </w:p>
@@ -1481,6 +1522,10 @@
         <w:tabs>
           <w:tab w:val="left" w:pos="8364"/>
         </w:tabs>
+        <w:rPr>
+          <w:sz w:val="24"/>
+          <w:szCs w:val="24"/>
+        </w:rPr>
       </w:pPr>
     </w:p>
     <w:tbl>
@@ -1511,15 +1556,15 @@
               <w:rPr>
                 <w:b/>
                 <w:i/>
-                <w:sz w:val="26"/>
-                <w:szCs w:val="26"/>
+                <w:sz w:val="24"/>
+                <w:szCs w:val="24"/>
               </w:rPr>
             </w:pPr>
             <w:r>
               <w:rPr>
                 <w:i/>
-                <w:sz w:val="26"/>
-                <w:szCs w:val="26"/>
+                <w:sz w:val="24"/>
+                <w:szCs w:val="24"/>
               </w:rPr>
               <w:t>{{company_</w:t>
             </w:r>
@@ -1527,8 +1572,8 @@
             <w:r>
               <w:rPr>
                 <w:i/>
-                <w:sz w:val="26"/>
-                <w:szCs w:val="26"/>
+                <w:sz w:val="24"/>
+                <w:szCs w:val="24"/>
               </w:rPr>
               <w:t>info.address</w:t>
             </w:r>
@@ -1536,16 +1581,16 @@
             <w:r>
               <w:rPr>
                 <w:i/>
-                <w:sz w:val="26"/>
-                <w:szCs w:val="26"/>
+                <w:sz w:val="24"/>
+                <w:szCs w:val="24"/>
               </w:rPr>
               <w:t>.province}},</w:t>
             </w:r>
             <w:r>
               <w:rPr>
                 <w:i/>
-                <w:sz w:val="26"/>
-                <w:szCs w:val="26"/>
+                <w:sz w:val="24"/>
+                <w:szCs w:val="24"/>
               </w:rPr>
               <w:t xml:space="preserve"> ngày……tháng……năm ……</w:t>
             </w:r>
@@ -1557,15 +1602,15 @@
               </w:tabs>
               <w:jc w:val="center"/>
               <w:rPr>
-                <w:sz w:val="26"/>
-                <w:szCs w:val="26"/>
-              </w:rPr>
-            </w:pPr>
-            <w:r>
-              <w:rPr>
-                <w:b/>
-                <w:sz w:val="26"/>
-                <w:szCs w:val="26"/>
+                <w:sz w:val="24"/>
+                <w:szCs w:val="24"/>
+              </w:rPr>
+            </w:pPr>
+            <w:r>
+              <w:rPr>
+                <w:b/>
+                <w:sz w:val="24"/>
+                <w:szCs w:val="24"/>
               </w:rPr>
               <w:t>NGƯỜI ĐẠI DIỆN THEO PHÁP LUẬT</w:t>
             </w:r>
@@ -1578,15 +1623,15 @@
               <w:jc w:val="center"/>
               <w:rPr>
                 <w:i/>
-                <w:sz w:val="26"/>
-                <w:szCs w:val="26"/>
+                <w:sz w:val="24"/>
+                <w:szCs w:val="24"/>
               </w:rPr>
             </w:pPr>
             <w:r>
               <w:rPr>
                 <w:i/>
-                <w:sz w:val="26"/>
-                <w:szCs w:val="26"/>
+                <w:sz w:val="24"/>
+                <w:szCs w:val="24"/>
               </w:rPr>
               <w:t>(Ký và ghi họ tên)</w:t>
             </w:r>
@@ -1598,8 +1643,8 @@
               </w:tabs>
               <w:rPr>
                 <w:i/>
-                <w:sz w:val="26"/>
-                <w:szCs w:val="26"/>
+                <w:sz w:val="24"/>
+                <w:szCs w:val="24"/>
               </w:rPr>
             </w:pPr>
           </w:p>
@@ -1611,8 +1656,8 @@
               <w:jc w:val="center"/>
               <w:rPr>
                 <w:i/>
-                <w:sz w:val="26"/>
-                <w:szCs w:val="26"/>
+                <w:sz w:val="24"/>
+                <w:szCs w:val="24"/>
               </w:rPr>
             </w:pPr>
           </w:p>
@@ -1624,8 +1669,8 @@
               <w:jc w:val="center"/>
               <w:rPr>
                 <w:i/>
-                <w:sz w:val="26"/>
-                <w:szCs w:val="26"/>
+                <w:sz w:val="24"/>
+                <w:szCs w:val="24"/>
               </w:rPr>
             </w:pPr>
           </w:p>
@@ -1637,8 +1682,8 @@
               <w:jc w:val="center"/>
               <w:rPr>
                 <w:i/>
-                <w:sz w:val="16"/>
-                <w:szCs w:val="16"/>
+                <w:sz w:val="24"/>
+                <w:szCs w:val="24"/>
               </w:rPr>
             </w:pPr>
           </w:p>
@@ -1650,8 +1695,8 @@
               <w:jc w:val="center"/>
               <w:rPr>
                 <w:i/>
-                <w:sz w:val="16"/>
-                <w:szCs w:val="16"/>
+                <w:sz w:val="24"/>
+                <w:szCs w:val="24"/>
               </w:rPr>
             </w:pPr>
           </w:p>
@@ -1663,8 +1708,8 @@
               <w:jc w:val="center"/>
               <w:rPr>
                 <w:i/>
-                <w:sz w:val="16"/>
-                <w:szCs w:val="16"/>
+                <w:sz w:val="24"/>
+                <w:szCs w:val="24"/>
               </w:rPr>
             </w:pPr>
           </w:p>
@@ -1676,8 +1721,8 @@
               <w:jc w:val="center"/>
               <w:rPr>
                 <w:i/>
-                <w:sz w:val="16"/>
-                <w:szCs w:val="16"/>
+                <w:sz w:val="24"/>
+                <w:szCs w:val="24"/>
               </w:rPr>
             </w:pPr>
           </w:p>
@@ -1689,27 +1734,27 @@
               <w:jc w:val="center"/>
               <w:rPr>
                 <w:i/>
-                <w:sz w:val="16"/>
-                <w:szCs w:val="16"/>
-              </w:rPr>
-            </w:pPr>
-          </w:p>
-          <w:p>
-            <w:pPr>
-              <w:tabs>
-                <w:tab w:val="left" w:pos="8364"/>
-              </w:tabs>
-              <w:jc w:val="center"/>
-              <w:rPr>
-                <w:sz w:val="16"/>
-                <w:szCs w:val="16"/>
-              </w:rPr>
-            </w:pPr>
-            <w:r>
-              <w:rPr>
-                <w:b/>
-                <w:sz w:val="26"/>
-                <w:szCs w:val="26"/>
+                <w:sz w:val="24"/>
+                <w:szCs w:val="24"/>
+              </w:rPr>
+            </w:pPr>
+          </w:p>
+          <w:p>
+            <w:pPr>
+              <w:tabs>
+                <w:tab w:val="left" w:pos="8364"/>
+              </w:tabs>
+              <w:jc w:val="center"/>
+              <w:rPr>
+                <w:sz w:val="24"/>
+                <w:szCs w:val="24"/>
+              </w:rPr>
+            </w:pPr>
+            <w:r>
+              <w:rPr>
+                <w:b/>
+                <w:sz w:val="24"/>
+                <w:szCs w:val="24"/>
               </w:rPr>
               <w:lastRenderedPageBreak/>
               <w:t>{{</w:t>
@@ -1718,8 +1763,8 @@
             <w:r>
               <w:rPr>
                 <w:b/>
-                <w:sz w:val="26"/>
-                <w:szCs w:val="26"/>
+                <w:sz w:val="24"/>
+                <w:szCs w:val="24"/>
               </w:rPr>
               <w:t>rep.personal</w:t>
             </w:r>
@@ -1727,8 +1772,8 @@
             <w:r>
               <w:rPr>
                 <w:b/>
-                <w:sz w:val="26"/>
-                <w:szCs w:val="26"/>
+                <w:sz w:val="24"/>
+                <w:szCs w:val="24"/>
               </w:rPr>
               <w:t>_</w:t>
             </w:r>
@@ -1736,8 +1781,8 @@
             <w:r>
               <w:rPr>
                 <w:b/>
-                <w:sz w:val="26"/>
-                <w:szCs w:val="26"/>
+                <w:sz w:val="24"/>
+                <w:szCs w:val="24"/>
               </w:rPr>
               <w:t>info.full</w:t>
             </w:r>
@@ -1745,8 +1790,8 @@
             <w:r>
               <w:rPr>
                 <w:b/>
-                <w:sz w:val="26"/>
-                <w:szCs w:val="26"/>
+                <w:sz w:val="24"/>
+                <w:szCs w:val="24"/>
               </w:rPr>
               <w:t>_name}}</w:t>
             </w:r>
@@ -1756,13 +1801,12 @@
     </w:tbl>
     <w:p>
       <w:pPr>
-        <w:tabs>
-          <w:tab w:val="left" w:pos="8364"/>
-        </w:tabs>
+        <w:rPr>
+          <w:sz w:val="24"/>
+          <w:szCs w:val="24"/>
+        </w:rPr>
       </w:pPr>
     </w:p>
-    <w:p/>
-    <w:p/>
     <w:sectPr>
       <w:headerReference w:type="first" r:id="rId7"/>
       <w:pgSz w:w="16838" w:h="11906" w:orient="landscape"/>
